--- a/00-首页/题组Word/第一轮·竞赛教材版/第一轮结构-2-元素周期律-教师版.docx
+++ b/00-首页/题组Word/第一轮·竞赛教材版/第一轮结构-2-元素周期律-教师版.docx
@@ -534,14 +534,14 @@
         </w:rPr>
         <w:drawing>
           <wp:inline>
-            <wp:extent cx="3240000" cy="4584609"/>
+            <wp:extent cx="2543175" cy="2819400"/>
             <wp:effectExtent b="0" l="0" r="0" t="0"/>
             <wp:docPr descr="" title="" id="11" name="Picture"/>
             <a:graphic>
               <a:graphicData uri="http://schemas.openxmlformats.org/drawingml/2006/picture">
                 <pic:pic>
                   <pic:nvPicPr>
-                    <pic:cNvPr descr="06-外部资料导入/真题/省预赛/images/2021-浙江预赛_p01.png" id="12" name="Picture"/>
+                    <pic:cNvPr descr="06-外部资料导入/真题/省预赛/裁剪图/2021-浙江预赛_q04.png" id="12" name="Picture"/>
                     <pic:cNvPicPr>
                       <a:picLocks noChangeArrowheads="1" noChangeAspect="1"/>
                     </pic:cNvPicPr>
@@ -555,7 +555,7 @@
                   <pic:spPr bwMode="auto">
                     <a:xfrm>
                       <a:off x="0" y="0"/>
-                      <a:ext cx="3240000" cy="4584609"/>
+                      <a:ext cx="2543175" cy="2819400"/>
                     </a:xfrm>
                     <a:prstGeom prst="rect">
                       <a:avLst/>

--- a/00-首页/题组Word/第一轮·竞赛教材版/第一轮结构-2-元素周期律-教师版.docx
+++ b/00-首页/题组Word/第一轮·竞赛教材版/第一轮结构-2-元素周期律-教师版.docx
@@ -572,18 +572,6 @@
             </a:graphic>
           </wp:inline>
         </w:drawing>
-      </w:r>
-      <w:r>
-        <w:rPr>
-          <w:rFonts w:ascii="Times New Roman" w:hAnsi="Times New Roman" w:eastAsia="Times New Roman" w:cs="Times New Roman"/>
-        </w:rPr>
-        <w:t xml:space="preserve"> </w:t>
-      </w:r>
-      <w:r>
-        <w:rPr>
-          <w:rFonts w:ascii="Times New Roman" w:hAnsi="Times New Roman" w:eastAsia="Times New Roman" w:cs="Times New Roman"/>
-        </w:rPr>
-        <w:t xml:space="preserve">🔍</w:t>
       </w:r>
       <w:r>
         <w:rPr>
